--- a/S1-CL1-Cloud-Design-Build/assessments/AT2/AT2-Deployment-Assessor.docx
+++ b/S1-CL1-Cloud-Design-Build/assessments/AT2/AT2-Deployment-Assessor.docx
@@ -292,7 +292,11 @@
             </w:tcBorders>
             <w:vAlign w:val="center"/>
           </w:tcPr>
-          <w:p/>
+          <w:p>
+            <w:r>
+              <w:t>End of class #23</w:t>
+            </w:r>
+          </w:p>
         </w:tc>
       </w:tr>
       <w:tr>
@@ -1020,6 +1024,54 @@
             <w:pPr>
               <w:pStyle w:val="Assessortext"/>
             </w:pPr>
+            <w:r>
+              <w:rPr>
+                <w:color w:val="000000" w:themeColor="text1"/>
+                <w:sz w:val="20"/>
+                <w:szCs w:val="20"/>
+              </w:rPr>
+              <w:t>3</w:t>
+            </w:r>
+            <w:r>
+              <w:rPr>
+                <w:color w:val="000000" w:themeColor="text1"/>
+                <w:sz w:val="20"/>
+                <w:szCs w:val="20"/>
+              </w:rPr>
+              <w:t xml:space="preserve"> class sessions (#</w:t>
+            </w:r>
+            <w:r>
+              <w:rPr>
+                <w:color w:val="000000" w:themeColor="text1"/>
+                <w:sz w:val="20"/>
+                <w:szCs w:val="20"/>
+              </w:rPr>
+              <w:t>21</w:t>
+            </w:r>
+            <w:r>
+              <w:rPr>
+                <w:color w:val="000000" w:themeColor="text1"/>
+                <w:sz w:val="20"/>
+                <w:szCs w:val="20"/>
+              </w:rPr>
+              <w:t>-#</w:t>
+            </w:r>
+            <w:r>
+              <w:rPr>
+                <w:color w:val="000000" w:themeColor="text1"/>
+                <w:sz w:val="20"/>
+                <w:szCs w:val="20"/>
+              </w:rPr>
+              <w:t>23</w:t>
+            </w:r>
+            <w:r>
+              <w:rPr>
+                <w:color w:val="000000" w:themeColor="text1"/>
+                <w:sz w:val="20"/>
+                <w:szCs w:val="20"/>
+              </w:rPr>
+              <w:t xml:space="preserve"> inclusive) and the after-hours time in between</w:t>
+            </w:r>
           </w:p>
         </w:tc>
       </w:tr>
@@ -2191,23 +2243,7 @@
                 <w:sz w:val="20"/>
                 <w:szCs w:val="20"/>
               </w:rPr>
-              <w:t xml:space="preserve">☐ </w:t>
-            </w:r>
-            <w:proofErr w:type="gramStart"/>
-            <w:r>
-              <w:rPr>
-                <w:sz w:val="20"/>
-                <w:szCs w:val="20"/>
-              </w:rPr>
-              <w:t>Yes  ☐</w:t>
-            </w:r>
-            <w:proofErr w:type="gramEnd"/>
-            <w:r>
-              <w:rPr>
-                <w:sz w:val="20"/>
-                <w:szCs w:val="20"/>
-              </w:rPr>
-              <w:t xml:space="preserve"> No</w:t>
+              <w:t>☐ Yes  ☐ No</w:t>
             </w:r>
           </w:p>
         </w:tc>
@@ -2264,23 +2300,7 @@
                 <w:sz w:val="20"/>
                 <w:szCs w:val="20"/>
               </w:rPr>
-              <w:t xml:space="preserve">☐ </w:t>
-            </w:r>
-            <w:proofErr w:type="gramStart"/>
-            <w:r>
-              <w:rPr>
-                <w:sz w:val="20"/>
-                <w:szCs w:val="20"/>
-              </w:rPr>
-              <w:t>Yes  ☐</w:t>
-            </w:r>
-            <w:proofErr w:type="gramEnd"/>
-            <w:r>
-              <w:rPr>
-                <w:sz w:val="20"/>
-                <w:szCs w:val="20"/>
-              </w:rPr>
-              <w:t xml:space="preserve"> No</w:t>
+              <w:t>☐ Yes  ☐ No</w:t>
             </w:r>
           </w:p>
         </w:tc>
@@ -2337,23 +2357,7 @@
                 <w:sz w:val="20"/>
                 <w:szCs w:val="20"/>
               </w:rPr>
-              <w:t xml:space="preserve">☐ </w:t>
-            </w:r>
-            <w:proofErr w:type="gramStart"/>
-            <w:r>
-              <w:rPr>
-                <w:sz w:val="20"/>
-                <w:szCs w:val="20"/>
-              </w:rPr>
-              <w:t>Yes  ☐</w:t>
-            </w:r>
-            <w:proofErr w:type="gramEnd"/>
-            <w:r>
-              <w:rPr>
-                <w:sz w:val="20"/>
-                <w:szCs w:val="20"/>
-              </w:rPr>
-              <w:t xml:space="preserve"> No</w:t>
+              <w:t>☐ Yes  ☐ No</w:t>
             </w:r>
           </w:p>
         </w:tc>
@@ -2410,23 +2414,7 @@
                 <w:sz w:val="20"/>
                 <w:szCs w:val="20"/>
               </w:rPr>
-              <w:t xml:space="preserve">☐ </w:t>
-            </w:r>
-            <w:proofErr w:type="gramStart"/>
-            <w:r>
-              <w:rPr>
-                <w:sz w:val="20"/>
-                <w:szCs w:val="20"/>
-              </w:rPr>
-              <w:t>Yes  ☐</w:t>
-            </w:r>
-            <w:proofErr w:type="gramEnd"/>
-            <w:r>
-              <w:rPr>
-                <w:sz w:val="20"/>
-                <w:szCs w:val="20"/>
-              </w:rPr>
-              <w:t xml:space="preserve"> No</w:t>
+              <w:t>☐ Yes  ☐ No</w:t>
             </w:r>
           </w:p>
         </w:tc>
@@ -2483,23 +2471,7 @@
                 <w:sz w:val="20"/>
                 <w:szCs w:val="20"/>
               </w:rPr>
-              <w:t xml:space="preserve">☐ </w:t>
-            </w:r>
-            <w:proofErr w:type="gramStart"/>
-            <w:r>
-              <w:rPr>
-                <w:sz w:val="20"/>
-                <w:szCs w:val="20"/>
-              </w:rPr>
-              <w:t>Yes  ☐</w:t>
-            </w:r>
-            <w:proofErr w:type="gramEnd"/>
-            <w:r>
-              <w:rPr>
-                <w:sz w:val="20"/>
-                <w:szCs w:val="20"/>
-              </w:rPr>
-              <w:t xml:space="preserve"> No</w:t>
+              <w:t>☐ Yes  ☐ No</w:t>
             </w:r>
           </w:p>
         </w:tc>
@@ -2556,23 +2528,7 @@
                 <w:sz w:val="20"/>
                 <w:szCs w:val="20"/>
               </w:rPr>
-              <w:t xml:space="preserve">☐ </w:t>
-            </w:r>
-            <w:proofErr w:type="gramStart"/>
-            <w:r>
-              <w:rPr>
-                <w:sz w:val="20"/>
-                <w:szCs w:val="20"/>
-              </w:rPr>
-              <w:t>Yes  ☐</w:t>
-            </w:r>
-            <w:proofErr w:type="gramEnd"/>
-            <w:r>
-              <w:rPr>
-                <w:sz w:val="20"/>
-                <w:szCs w:val="20"/>
-              </w:rPr>
-              <w:t xml:space="preserve"> No</w:t>
+              <w:t>☐ Yes  ☐ No</w:t>
             </w:r>
           </w:p>
         </w:tc>
@@ -2998,25 +2954,7 @@
           <w:sz w:val="20"/>
           <w:szCs w:val="20"/>
         </w:rPr>
-        <w:t xml:space="preserve">Test outcomes (§6 of the template) require you to </w:t>
-      </w:r>
-      <w:proofErr w:type="gramStart"/>
-      <w:r>
-        <w:rPr>
-          <w:color w:val="000000" w:themeColor="text1"/>
-          <w:sz w:val="20"/>
-          <w:szCs w:val="20"/>
-        </w:rPr>
-        <w:t>actually run</w:t>
-      </w:r>
-      <w:proofErr w:type="gramEnd"/>
-      <w:r>
-        <w:rPr>
-          <w:color w:val="000000" w:themeColor="text1"/>
-          <w:sz w:val="20"/>
-          <w:szCs w:val="20"/>
-        </w:rPr>
-        <w:t xml:space="preserve"> the tests — do not fabricate.</w:t>
+        <w:t>Test outcomes (§6 of the template) require you to actually run the tests — do not fabricate.</w:t>
       </w:r>
     </w:p>
     <w:p>
@@ -3126,25 +3064,25 @@
           <w:sz w:val="20"/>
           <w:szCs w:val="20"/>
         </w:rPr>
-        <w:t>§2 Engagement Context (</w:t>
-      </w:r>
-      <w:proofErr w:type="gramStart"/>
-      <w:r>
+        <w:t>§2 Engagement Context (referring back to your AT1 Business Case + the supplied design)</w:t>
+      </w:r>
+    </w:p>
+    <w:p>
+      <w:pPr>
+        <w:pStyle w:val="Assessortext"/>
         <w:rPr>
           <w:color w:val="000000" w:themeColor="text1"/>
           <w:sz w:val="20"/>
           <w:szCs w:val="20"/>
         </w:rPr>
-        <w:t>referring back</w:t>
-      </w:r>
-      <w:proofErr w:type="gramEnd"/>
+      </w:pPr>
       <w:r>
         <w:rPr>
           <w:color w:val="000000" w:themeColor="text1"/>
           <w:sz w:val="20"/>
           <w:szCs w:val="20"/>
         </w:rPr>
-        <w:t xml:space="preserve"> to your AT1 Business Case + the supplied design)</w:t>
+        <w:t>§3 Scope of Deployment (what's in this phase, what's deferred to AT3)</w:t>
       </w:r>
     </w:p>
     <w:p>
@@ -3162,7 +3100,7 @@
           <w:sz w:val="20"/>
           <w:szCs w:val="20"/>
         </w:rPr>
-        <w:t>§3 Scope of Deployment (what's in this phase, what's deferred to AT3)</w:t>
+        <w:t>§4 Build Narrative (chronological account by layer — IAM, network, compute, ALB, DB, storage, security, monitoring)</w:t>
       </w:r>
     </w:p>
     <w:p>
@@ -3180,7 +3118,7 @@
           <w:sz w:val="20"/>
           <w:szCs w:val="20"/>
         </w:rPr>
-        <w:t>§4 Build Narrative (chronological account by layer — IAM, network, compute, ALB, DB, storage, security, monitoring)</w:t>
+        <w:t>§5 Configuration Decisions (justifications for the eight points the design left to you — C1 through C8)</w:t>
       </w:r>
     </w:p>
     <w:p>
@@ -3198,7 +3136,7 @@
           <w:sz w:val="20"/>
           <w:szCs w:val="20"/>
         </w:rPr>
-        <w:t>§5 Configuration Decisions (justifications for the eight points the design left to you — C1 through C8)</w:t>
+        <w:t>§6 Testing and Validation (results from the tests in §6 of the template)</w:t>
       </w:r>
     </w:p>
     <w:p>
@@ -3216,7 +3154,7 @@
           <w:sz w:val="20"/>
           <w:szCs w:val="20"/>
         </w:rPr>
-        <w:t>§6 Testing and Validation (results from the tests in §6 of the template)</w:t>
+        <w:t>§7 Operational Handover (information YAT IT needs to operate the environment, including filing the report per YAT's records procedures)</w:t>
       </w:r>
     </w:p>
     <w:p>
@@ -3234,25 +3172,61 @@
           <w:sz w:val="20"/>
           <w:szCs w:val="20"/>
         </w:rPr>
-        <w:t>§7 Operational Handover (information YAT IT needs to operate the environment, including filing the report per YAT's records procedures)</w:t>
+        <w:t>§8 Knowledge Evidence Responses (six contextual questions about choices in your own build)</w:t>
       </w:r>
     </w:p>
     <w:p>
       <w:pPr>
         <w:pStyle w:val="Assessortext"/>
         <w:rPr>
-          <w:color w:val="000000" w:themeColor="text1"/>
-          <w:sz w:val="20"/>
-          <w:szCs w:val="20"/>
-        </w:rPr>
-      </w:pPr>
-      <w:r>
-        <w:rPr>
-          <w:color w:val="000000" w:themeColor="text1"/>
-          <w:sz w:val="20"/>
-          <w:szCs w:val="20"/>
-        </w:rPr>
-        <w:t>§8 Knowledge Evidence Responses (six contextual questions about choices in your own build)</w:t>
+          <w:i/>
+          <w:iCs/>
+          <w:color w:val="7F7F7F" w:themeColor="text1" w:themeTint="80"/>
+          <w:sz w:val="20"/>
+          <w:szCs w:val="20"/>
+        </w:rPr>
+      </w:pPr>
+      <w:r>
+        <w:rPr>
+          <w:b/>
+          <w:bCs/>
+          <w:i/>
+          <w:iCs/>
+          <w:color w:val="7F7F7F" w:themeColor="text1" w:themeTint="80"/>
+          <w:sz w:val="20"/>
+          <w:szCs w:val="20"/>
+        </w:rPr>
+        <w:t>NOTE:</w:t>
+      </w:r>
+      <w:r>
+        <w:rPr>
+          <w:i/>
+          <w:iCs/>
+          <w:color w:val="7F7F7F" w:themeColor="text1" w:themeTint="80"/>
+          <w:sz w:val="20"/>
+          <w:szCs w:val="20"/>
+        </w:rPr>
+        <w:t xml:space="preserve"> knowledge questions are in the </w:t>
+      </w:r>
+      <w:r>
+        <w:rPr>
+          <w:i/>
+          <w:iCs/>
+          <w:color w:val="7F7F7F" w:themeColor="text1" w:themeTint="80"/>
+          <w:sz w:val="20"/>
+          <w:szCs w:val="20"/>
+        </w:rPr>
+        <w:t>Deployment</w:t>
+      </w:r>
+      <w:r>
+        <w:rPr>
+          <w:i/>
+          <w:iCs/>
+          <w:color w:val="7F7F7F" w:themeColor="text1" w:themeTint="80"/>
+          <w:sz w:val="20"/>
+          <w:szCs w:val="20"/>
+        </w:rPr>
+        <w:t xml:space="preserve"> template used for this assessment and available on the YAT intranet </w:t>
       </w:r>
     </w:p>
     <w:p>
@@ -11164,7 +11138,7 @@
       <w:rPr>
         <w:noProof/>
       </w:rPr>
-      <w:t>9 July 2026</w:t>
+      <w:t>10 July 2026</w:t>
     </w:r>
     <w:r>
       <w:fldChar w:fldCharType="end"/>

--- a/S1-CL1-Cloud-Design-Build/assessments/AT2/AT2-Deployment-Assessor.docx
+++ b/S1-CL1-Cloud-Design-Build/assessments/AT2/AT2-Deployment-Assessor.docx
@@ -1522,7 +1522,7 @@
           <w:i w:val="0"/>
           <w:sz w:val="21"/>
         </w:rPr>
-        <w:t>Take each screenshot as you finish the task, not at the end. Recreating a screen after you have moved on is painful and sometimes impossible — this is the single most common way students lose marks here.</w:t>
+        <w:t>Take each screenshot as you finish the task, not at the end. Recreating a screen after you have moved on is painful and sometimes impossible. A task you cannot evidence cannot be assessed as satisfactory.</w:t>
       </w:r>
     </w:p>
     <w:p>
